--- a/technical_document/docx/06_quality_assurance/DOC-06-QA-01_Automated_Test_Harness_Architecture_and_Verification_Suite.docx
+++ b/technical_document/docx/06_quality_assurance/DOC-06-QA-01_Automated_Test_Harness_Architecture_and_Verification_Suite.docx
@@ -1539,6 +1539,58 @@
           </w:p>
         </w:tc>
       </w:tr>
+      <w:tr>
+        <w:tc>
+          <w:tcPr>
+            <w:tcW w:type="dxa" w:w="1872"/>
+          </w:tcPr>
+          <w:p>
+            <w:r>
+              <w:t>3.1.0</w:t>
+            </w:r>
+          </w:p>
+        </w:tc>
+        <w:tc>
+          <w:tcPr>
+            <w:tcW w:type="dxa" w:w="1872"/>
+          </w:tcPr>
+          <w:p>
+            <w:r>
+              <w:t>October 2026</w:t>
+            </w:r>
+          </w:p>
+        </w:tc>
+        <w:tc>
+          <w:tcPr>
+            <w:tcW w:type="dxa" w:w="1872"/>
+          </w:tcPr>
+          <w:p>
+            <w:r>
+              <w:t>Independent Forensic Re-audit</w:t>
+            </w:r>
+          </w:p>
+        </w:tc>
+        <w:tc>
+          <w:tcPr>
+            <w:tcW w:type="dxa" w:w="1872"/>
+          </w:tcPr>
+          <w:p>
+            <w:r>
+              <w:t>Factual corrections per audit/docx_forensic_audit_2026-10-08.md</w:t>
+            </w:r>
+          </w:p>
+        </w:tc>
+        <w:tc>
+          <w:tcPr>
+            <w:tcW w:type="dxa" w:w="1872"/>
+          </w:tcPr>
+          <w:p>
+            <w:r>
+              <w:t>Applied</w:t>
+            </w:r>
+          </w:p>
+        </w:tc>
+      </w:tr>
     </w:tbl>
     <w:p>
       <w:pPr>
@@ -1830,11 +1882,11 @@
               <w:br/>
               <w:t xml:space="preserve">    subgraph Test_Pyramid ["ULMS Multi-Tier Verification Pyramid"]</w:t>
               <w:br/>
-              <w:t xml:space="preserve">        E2E["Tier 4: End-to-End Journeys &amp; Accessibility (Playwright)&lt;br/&gt;12 Spec Suites | 35 Full-Lifecycle Tests | Real UI &amp; Mock API | axe-core WCAG 2.1 AA"]</w:t>
+              <w:t xml:space="preserve">        E2E["Tier 4: End-to-End Journeys &amp; Accessibility (Playwright)&lt;br/&gt;12 Spec Suites | 44 full-lifecycle tests | Real UI &amp; Mock API | axe-core WCAG 2.1 AA"]</w:t>
               <w:br/>
               <w:t xml:space="preserve">        INT["Tier 3: External Integration Contracts &amp; Fault Injections (WireMock)&lt;br/&gt;CIB mTLS, NIDW e-KYC, MFS Webhooks, Resilience4j Circuit Breakers"]</w:t>
               <w:br/>
-              <w:t xml:space="preserve">        MOD["Tier 2: Module &amp; Database Slices (Testcontainers PG17)&lt;br/&gt;149 Tests across 38 Suites | Zero H2 Mocks | Dual-Schema Flyway Validations"]</w:t>
+              <w:t xml:space="preserve">        MOD["Tier 2: Module &amp; Database Slices (Testcontainers PG17)&lt;br/&gt;189 tests across 55 test classes | Zero H2 Mocks | Dual-Schema Flyway Validations"]</w:t>
               <w:br/>
               <w:t xml:space="preserve">        UNIT["Tier 1: Fast Mathematical Oracles &amp; Pure Units (JUnit 5 + Vitest)&lt;br/&gt;MoneyMath EMI Parity, Zod Validation, BRPD Classifier, Day-Count Oracles"]</w:t>
               <w:br/>
@@ -2021,7 +2073,7 @@
               <w:br/>
               <w:t># Run financial arithmetic oracle verification</w:t>
               <w:br/>
-              <w:t>./gradlew test --tests com.uslbd.ulms.assessment.MoneyMathTest</w:t>
+              <w:t>./gradlew test --tests com.uslbd.ulms.assessment.AssessmentServiceTest</w:t>
               <w:br/>
               <w:br/>
               <w:t># Run regulatory classification boundary lock tests</w:t>
@@ -5266,7 +5318,7 @@
               <w:br/>
               <w:t xml:space="preserve">    G1["Gate 1: Static Analysis&lt;br/&gt;Checkstyle, ESLint, ArchUnit"] --&gt; G2["Gate 2: Unit Oracles&lt;br/&gt;JUnit 5 &amp; Vitest (100% Pass)"]</w:t>
               <w:br/>
-              <w:t xml:space="preserve">    G2 --&gt; G3["Gate 3: Data Slices&lt;br/&gt;Testcontainers PG17 (149 Tests)"]</w:t>
+              <w:t xml:space="preserve">    G2 --&gt; G3["Gate 3: Data Slices&lt;br/&gt;Testcontainers PG17 (189 tests)"]</w:t>
               <w:br/>
               <w:t xml:space="preserve">    G3 --&gt; G4["Gate 4: E2E Journeys&lt;br/&gt;Playwright (12 Suites, 0 Failures)"]</w:t>
               <w:br/>
@@ -6129,6 +6181,19 @@
         <w:t>— End of Automated Test Harness Architecture &amp; Verification Specification —</w:t>
       </w:r>
     </w:p>
+    <w:p>
+      <w:r>
+        <w:rPr>
+          <w:b/>
+        </w:rPr>
+        <w:t>Addendum — v3.1.0 corrections (Independent Forensic Re-audit, 8 October 2026)</w:t>
+      </w:r>
+    </w:p>
+    <w:p>
+      <w:r>
+        <w:t>Corrections (v3.1.0): backend suite = 189 tests across 55 test classes (MoneyMath is exercised via AssessmentServiceTest/ServicingJourneyTest/ProductServiceTest — there is no MoneyMathTest class); e2e = 12 Playwright suites, 44 tests. Accessibility evidence chain: automated axe-core covers the 9 primary workspace views; the 166-screen WCAG 2.1 AA claim rests on the design system plus targeted audits — full per-screen automation is not yet in place, and the color-contrast rule must be enabled in the release gate.</w:t>
+      </w:r>
+    </w:p>
     <w:sectPr>
       <w:headerReference w:type="default" r:id="rId9"/>
       <w:footerReference w:type="default" r:id="rId10"/>
